--- a/Resumes/2026/resume-eda-1page.docx
+++ b/Resumes/2026/resume-eda-1page.docx
@@ -206,7 +206,7 @@
           <w:color w:val="3C78D8"/>
           <w:sz w:val="22"/>
         </w:rPr>
-        <w:t>SUMMARY</w:t>
+        <w:t xml:space="preserve">SUMMARY</w:t>
       </w:r>
     </w:p>
     <w:p>
@@ -215,7 +215,7 @@
       </w:pPr>
       <w:r>
         <w:rPr/>
-        <w:t xml:space="preserve">Staff engineer with 11 years of C++, the last three-plus in formal verification at Synopsys. I own the coverage subsystems of a C++ vs RTL equivalence app end to end, lead architecture changes across team boundaries in the formal platform, and build LLVM-based analysis of C++ designs.</w:t>
+        <w:t xml:space="preserve">Staff engineer, 11 years of C++, the last three-plus in formal verification at Synopsys. I own coverage for a C++ vs RTL equivalence app, lead cross-team architecture changes, and build LLVM analysis of C++ designs and AI agents.</w:t>
       </w:r>
     </w:p>
     <w:p>
@@ -232,7 +232,7 @@
           <w:color w:val="3C78D8"/>
           <w:sz w:val="22"/>
         </w:rPr>
-        <w:t>SKILLS</w:t>
+        <w:t xml:space="preserve">SKILLS</w:t>
       </w:r>
     </w:p>
     <w:p>
@@ -247,7 +247,7 @@
       </w:r>
       <w:r>
         <w:rPr/>
-        <w:t xml:space="preserve"> VC Formal (DPV: C++ vs RTL equivalence; FPV), formal coverage and property density, cone of influence, C++ and RTL code coverage, sign-off flows, distributed proofs</w:t>
+        <w:t xml:space="preserve"> VC Formal (DPV: C++ vs RTL equivalence; FPV), formal and code coverage, property density, cone of influence, sign-off</w:t>
       </w:r>
     </w:p>
     <w:p>
@@ -307,7 +307,7 @@
       </w:r>
       <w:r>
         <w:rPr/>
-        <w:t xml:space="preserve"> Cursor agent skills, rules and subagents built for the team's workflow, shared with the team</w:t>
+        <w:t xml:space="preserve"> Cursor agents, skills, rules and subagents</w:t>
       </w:r>
     </w:p>
     <w:p>
@@ -324,14 +324,14 @@
           <w:color w:val="3C78D8"/>
           <w:sz w:val="22"/>
         </w:rPr>
-        <w:t>EXPERIENCE</w:t>
+        <w:t xml:space="preserve">EXPERIENCE</w:t>
       </w:r>
     </w:p>
     <w:p>
       <w:pPr>
         <w:keepNext/>
         <w:tabs>
-          <w:tab w:pos="10178" w:val="right"/>
+          <w:tab w:pos="10466" w:val="right"/>
         </w:tabs>
         <w:spacing w:before="80" w:after="0"/>
       </w:pPr>
@@ -339,7 +339,7 @@
         <w:rPr>
           <w:b/>
         </w:rPr>
-        <w:t>R&amp;D Staff Engineer  |  Synopsys</w:t>
+        <w:t xml:space="preserve">R&amp;D Staff Engineer  |  Synopsys</w:t>
       </w:r>
       <w:r>
         <w:tab/>
@@ -348,7 +348,7 @@
         <w:rPr>
           <w:i/>
         </w:rPr>
-        <w:t>Noida, India  |  May 2023 - Present</w:t>
+        <w:t xml:space="preserve">Noida, India  |  May 2023 - Present</w:t>
       </w:r>
     </w:p>
     <w:p>
@@ -381,7 +381,7 @@
       </w:r>
       <w:r>
         <w:rPr/>
-        <w:t xml:space="preserve">: own it end to end. It shows which parts of the C++ reference model the formal proofs actually exercised, so the C++ side can be signed off like RTL. Added merging across proofs (a block is covered if any proof covers it, unreachable only if every proof proves it) and export to the standard coverage database, so C++ and RTL coverage are reviewed together in Verdi; drive changes with the viewer and GUI teams, handle customer issues, and guided its integration into a new C++ + RTL sign-off app.</w:t>
+        <w:t xml:space="preserve">: own it end to end. It shows which parts of the C++ reference model the formal proofs actually exercised, so the C++ side can be signed off like RTL. Added merging across proofs (covered if any proof covers a block, unreachable only if all prove it) and export to the standard coverage database, so C++ and RTL coverage are reviewed together in Verdi; handle customer issues and guided its integration into a new C++ + RTL sign-off app.</w:t>
       </w:r>
     </w:p>
     <w:p>
@@ -441,7 +441,7 @@
       </w:r>
       <w:r>
         <w:rPr/>
-        <w:t xml:space="preserve">: led VC Formal's part. The shared C++ layer under every formal app included engine headers, so one engine edit rebuilt every app. Cut wrong-way dependencies ~73% with include-what-you-use, forward declarations, dependency inversion through startup-injected callbacks, and relocating misplaced code, in small reviewed changes to another team's code; in production. Presented the design in an org-wide tech talk.</w:t>
+        <w:t xml:space="preserve">: led VC Formal's part. The shared C++ layer under ~15 apps and tools included engine headers, so one engine edit rebuilt every app. Cut wrong-way dependencies ~73% with include-what-you-use, forward declarations, dependency inversion through startup-injected callbacks, and code relocation, in small changes reviewed by the owning teams; in production. Org-wide tech talk on the design.</w:t>
       </w:r>
     </w:p>
     <w:p>
@@ -477,35 +477,11 @@
         <w:rPr>
           <w:b/>
         </w:rPr>
-        <w:t xml:space="preserve">Session save/restore</w:t>
+        <w:t xml:space="preserve">Customer escalations</w:t>
       </w:r>
       <w:r>
         <w:rPr/>
-        <w:t xml:space="preserve">: extended snapshots to keep state that was silently lost on restore (user Tcl procedures, engine problem state as XML), and kept new features' state persistent with round-trip tests.</w:t>
-      </w:r>
-    </w:p>
-    <w:p>
-      <w:pPr>
-        <w:keepNext/>
-        <w:tabs>
-          <w:tab w:pos="10178" w:val="right"/>
-        </w:tabs>
-        <w:spacing w:before="80" w:after="0"/>
-      </w:pPr>
-      <w:r>
-        <w:rPr>
-          <w:b/>
-        </w:rPr>
-        <w:t>Software Engineer II  |  Microsoft</w:t>
-      </w:r>
-      <w:r>
-        <w:tab/>
-      </w:r>
-      <w:r>
-        <w:rPr>
-          <w:i/>
-        </w:rPr>
-        <w:t>Noida, India  |  May 2021 - May 2023</w:t>
+        <w:t xml:space="preserve">: own them end to end in my areas: root cause, regression test, fix shipped in service packs.</w:t>
       </w:r>
     </w:p>
     <w:p>
@@ -515,7 +491,17 @@
       </w:pPr>
       <w:r>
         <w:rPr/>
-        <w:t>- Owned Recording Studio features in PowerPoint Win32 (C++): camera modes, live background blur, video export and Cameo, a camera object placed on the slide. Led v1 test automation and wired Recording and Export telemetry.</w:t>
+        <w:t xml:space="preserve">- </w:t>
+      </w:r>
+      <w:r>
+        <w:rPr>
+          <w:b/>
+        </w:rPr>
+        <w:t xml:space="preserve">AI agents for the team's workflow</w:t>
+      </w:r>
+      <w:r>
+        <w:rPr/>
+        <w:t xml:space="preserve">: built Cursor agents teammates use: a daily Jira check that flags tickets with wrong validation fields and notifies owners, and an agent that reproduces a Jira issue, root-causes it and drafts a fix as a code review for an engineer to check.</w:t>
       </w:r>
     </w:p>
     <w:p>
@@ -525,7 +511,41 @@
       </w:pPr>
       <w:r>
         <w:rPr/>
-        <w:t>- Designed catalog filtering plus an allowlist (C#) so new commerce SKUs no longer broke OneDrive's upgrade path.</w:t>
+        <w:t xml:space="preserve">- </w:t>
+      </w:r>
+      <w:r>
+        <w:rPr>
+          <w:b/>
+        </w:rPr>
+        <w:t xml:space="preserve">Session save/restore</w:t>
+      </w:r>
+      <w:r>
+        <w:rPr/>
+        <w:t xml:space="preserve">: closed silent state-loss gaps (user Tcl procedures, engine state as XML), with round-trip tests.</w:t>
+      </w:r>
+    </w:p>
+    <w:p>
+      <w:pPr>
+        <w:keepNext/>
+        <w:tabs>
+          <w:tab w:pos="10466" w:val="right"/>
+        </w:tabs>
+        <w:spacing w:before="80" w:after="0"/>
+      </w:pPr>
+      <w:r>
+        <w:rPr>
+          <w:b/>
+        </w:rPr>
+        <w:t xml:space="preserve">Software Engineer II  |  Microsoft</w:t>
+      </w:r>
+      <w:r>
+        <w:tab/>
+      </w:r>
+      <w:r>
+        <w:rPr>
+          <w:i/>
+        </w:rPr>
+        <w:t xml:space="preserve">Noida, India  |  May 2021 - May 2023</w:t>
       </w:r>
     </w:p>
     <w:p>
@@ -535,44 +555,11 @@
       </w:pPr>
       <w:r>
         <w:rPr/>
-        <w:t>- Built the Stream 2.0 video playback component in Excel Win32 (C++, TypeScript) for SharePoint and OneDrive video.</w:t>
-      </w:r>
-    </w:p>
-    <w:p>
-      <w:pPr>
-        <w:keepNext/>
-        <w:tabs>
-          <w:tab w:pos="10178" w:val="right"/>
-        </w:tabs>
-        <w:spacing w:before="80" w:after="0"/>
-      </w:pPr>
-      <w:r>
-        <w:rPr>
-          <w:b/>
-        </w:rPr>
-        <w:t>Software Development Engineer 2  |  Adobe</w:t>
+        <w:t xml:space="preserve">- </w:t>
       </w:r>
       <w:r>
-        <w:tab/>
-      </w:r>
-      <w:r>
-        <w:rPr>
-          <w:i/>
-        </w:rPr>
-        <w:t>Noida, India  |  Aug 2015 - Apr 2021</w:t>
-      </w:r>
-    </w:p>
-    <w:p>
-      <w:pPr>
-        <w:keepNext/>
-        <w:spacing w:after="0"/>
-      </w:pPr>
-      <w:r>
-        <w:rPr>
-          <w:i/>
-          <w:sz w:val="19"/>
-        </w:rPr>
-        <w:t>Software Engineer Aug 2015 - Jan 2017; SDE 2 from Jan 2017</w:t>
+        <w:rPr/>
+        <w:t xml:space="preserve">Owned Recording Studio features in PowerPoint Win32 (C++): camera modes, live background blur, video export and Cameo, a camera object placed on the slide. Led v1 test automation and wired Recording and Export telemetry.</w:t>
       </w:r>
     </w:p>
     <w:p>
@@ -582,7 +569,11 @@
       </w:pPr>
       <w:r>
         <w:rPr/>
-        <w:t>- Moved Photoshop Elements and Premiere Elements from RIBS to Hyperdrive builds with parallel install bundles, cutting install time ~50% on average. Spot Award.</w:t>
+        <w:t xml:space="preserve">- </w:t>
+      </w:r>
+      <w:r>
+        <w:rPr/>
+        <w:t xml:space="preserve">Designed catalog filtering plus an allowlist (C#) so new commerce SKUs no longer broke OneDrive's upgrade path.</w:t>
       </w:r>
     </w:p>
     <w:p>
@@ -592,7 +583,63 @@
       </w:pPr>
       <w:r>
         <w:rPr/>
-        <w:t>- Designed lazy loading for large files in the AEM web editor, cutting load time ~60% on files customers reported as freezing.</w:t>
+        <w:t xml:space="preserve">- </w:t>
+      </w:r>
+      <w:r>
+        <w:rPr/>
+        <w:t xml:space="preserve">Built the Stream 2.0 video playback component in Excel Win32 (C++, TypeScript) for SharePoint and OneDrive video.</w:t>
+      </w:r>
+    </w:p>
+    <w:p>
+      <w:pPr>
+        <w:keepNext/>
+        <w:tabs>
+          <w:tab w:pos="10466" w:val="right"/>
+        </w:tabs>
+        <w:spacing w:before="80" w:after="0"/>
+      </w:pPr>
+      <w:r>
+        <w:rPr>
+          <w:b/>
+        </w:rPr>
+        <w:t xml:space="preserve">Software Development Engineer 2  |  Adobe</w:t>
+      </w:r>
+      <w:r>
+        <w:tab/>
+      </w:r>
+      <w:r>
+        <w:rPr>
+          <w:i/>
+        </w:rPr>
+        <w:t xml:space="preserve">Noida, India  |  Aug 2015 - Apr 2021</w:t>
+      </w:r>
+    </w:p>
+    <w:p>
+      <w:pPr>
+        <w:spacing w:after="20"/>
+        <w:ind w:left="288" w:hanging="216"/>
+      </w:pPr>
+      <w:r>
+        <w:rPr/>
+        <w:t xml:space="preserve">- </w:t>
+      </w:r>
+      <w:r>
+        <w:rPr/>
+        <w:t xml:space="preserve">Moved Photoshop and Premiere Elements from RIBS to Hyperdrive builds with parallel bundles, cutting install time ~50%.</w:t>
+      </w:r>
+    </w:p>
+    <w:p>
+      <w:pPr>
+        <w:spacing w:after="20"/>
+        <w:ind w:left="288" w:hanging="216"/>
+      </w:pPr>
+      <w:r>
+        <w:rPr/>
+        <w:t xml:space="preserve">- </w:t>
+      </w:r>
+      <w:r>
+        <w:rPr/>
+        <w:t xml:space="preserve">Designed lazy loading for large files in the AEM web editor, cutting load time ~60% on files customers reported as freezing.</w:t>
       </w:r>
     </w:p>
     <w:p>
@@ -609,7 +656,7 @@
           <w:color w:val="3C78D8"/>
           <w:sz w:val="22"/>
         </w:rPr>
-        <w:t>EDUCATION</w:t>
+        <w:t xml:space="preserve">EDUCATION AND AWARDS</w:t>
       </w:r>
     </w:p>
     <w:p>
@@ -618,12 +665,21 @@
       </w:pPr>
       <w:r>
         <w:rPr/>
-        <w:t>B.Tech, Computer Science and Engineering - NIT Bhopal (MANIT) | 2011 - 2015 | GPA 8.27/10</w:t>
+        <w:t xml:space="preserve">Spot Awards, Synopsys (latest Sep 2026, org all-hands) | Spot Award, Adobe (RIBS to Hyperdrive migration)</w:t>
+      </w:r>
+    </w:p>
+    <w:p>
+      <w:pPr>
+        <w:spacing w:after="40"/>
+      </w:pPr>
+      <w:r>
+        <w:rPr/>
+        <w:t xml:space="preserve">B.Tech, Computer Science and Engineering - NIT Bhopal (MANIT) | 2011 - 2015 | GPA 8.27/10</w:t>
       </w:r>
     </w:p>
     <w:sectPr>
       <w:pgSz w:w="11906" w:h="16838"/>
-      <w:pgMar w:top="720" w:right="864" w:bottom="720" w:left="864" w:header="720" w:footer="720" w:gutter="0"/>
+      <w:pgMar w:top="720" w:right="720" w:bottom="720" w:left="720" w:header="720" w:footer="720" w:gutter="0"/>
       <w:cols w:space="720"/>
       <w:docGrid w:linePitch="360"/>
     </w:sectPr>
